--- a/SRS_System_Rejestracji_Wyjsc.docx
+++ b/SRS_System_Rejestracji_Wyjsc.docx
@@ -818,18 +818,6 @@
     </w:p>
     <w:p>
       <w:pPr>
-        <w:pStyle w:val="ListBullet"/>
-      </w:pPr>
-      <w:r>
-        <w:rPr>
-          <w:rFonts w:ascii="Arial" w:hAnsi="Arial"/>
-          <w:sz w:val="22"/>
-        </w:rPr>
-        <w:t>10. Podstawowa konfiguracja systemu</w:t>
-      </w:r>
-    </w:p>
-    <w:p>
-      <w:pPr>
         <w:pStyle w:val="Heading2"/>
       </w:pPr>
       <w:r>
@@ -1048,7 +1036,7 @@
                 <w:rFonts w:ascii="Arial" w:hAnsi="Arial"/>
                 <w:sz w:val="18"/>
               </w:rPr>
-              <w:t>Pedagog/psycholog</w:t>
+              <w:t>Pedagog/psycholog (poza zakresem MVP)</w:t>
             </w:r>
           </w:p>
         </w:tc>
@@ -1441,7 +1429,7 @@
                 <w:rFonts w:ascii="Arial" w:hAnsi="Arial"/>
                 <w:sz w:val="18"/>
               </w:rPr>
-              <w:t>Użytkownik może się wylogować (z potwierdzeniem)</w:t>
+              <w:t>Użytkownik może się wylogować (z potwierdzeniem) — dotyczy wszystkich stron aplikacji</w:t>
             </w:r>
           </w:p>
         </w:tc>
@@ -1815,7 +1803,7 @@
                 <w:rFonts w:ascii="Arial" w:hAnsi="Arial"/>
                 <w:sz w:val="18"/>
               </w:rPr>
-              <w:t>Nauczyciel rejestruje wyjście ucznia z wyborem powodu</w:t>
+              <w:t>Nauczyciel rejestruje wyjście ucznia z wyborem powodu (powód obowiązkowy)</w:t>
             </w:r>
           </w:p>
         </w:tc>
@@ -1906,7 +1894,7 @@
                 <w:rFonts w:ascii="Arial" w:hAnsi="Arial"/>
                 <w:sz w:val="18"/>
               </w:rPr>
-              <w:t>Nauczyciel rejestruje powrót ucznia</w:t>
+              <w:t>Nauczyciel rejestruje powrót ucznia; powrót jest też rejestrowany automatycznie przy zakończeniu lekcji, jeśli uczeń nie wrócił</w:t>
             </w:r>
           </w:p>
         </w:tc>
@@ -1997,7 +1985,7 @@
                 <w:rFonts w:ascii="Arial" w:hAnsi="Arial"/>
                 <w:sz w:val="18"/>
               </w:rPr>
-              <w:t>Uczeń może mieć maksymalnie jedno aktywne wyjście</w:t>
+              <w:t>Uczeń może mieć maksymalnie jedno aktywne wyjście (wymuszone indeksem unikalnym w bazie)</w:t>
             </w:r>
           </w:p>
         </w:tc>
@@ -2088,7 +2076,7 @@
                 <w:rFonts w:ascii="Arial" w:hAnsi="Arial"/>
                 <w:sz w:val="18"/>
               </w:rPr>
-              <w:t>Czas powrotu nie może być wcześniejszy niż czas wyjścia</w:t>
+              <w:t>Czas powrotu nie może być wcześniejszy niż czas wyjścia (walidowane również przy korekcie danych)</w:t>
             </w:r>
           </w:p>
         </w:tc>
@@ -2777,7 +2765,7 @@
                 <w:rFonts w:ascii="Arial" w:hAnsi="Arial"/>
                 <w:sz w:val="18"/>
               </w:rPr>
-              <w:t>Administrator może dodawać, edytować i usuwać uczniów</w:t>
+              <w:t>Administrator może dodawać, edytować i usuwać uczniów; wychowawca może dodawać, edytować i usuwać uczniów swojej klasy</w:t>
             </w:r>
           </w:p>
         </w:tc>
@@ -2868,7 +2856,7 @@
                 <w:rFonts w:ascii="Arial" w:hAnsi="Arial"/>
                 <w:sz w:val="18"/>
               </w:rPr>
-              <w:t>Usunięcie klasy możliwe tylko gdy nie ma przypisanych uczniów</w:t>
+              <w:t>Usunięcie klasy możliwe tylko gdy nie ma przypisanych uczniów (wymuszone w bazie i API)</w:t>
             </w:r>
           </w:p>
         </w:tc>
@@ -2938,7 +2926,7 @@
         <w:pStyle w:val="Heading2"/>
       </w:pPr>
       <w:r>
-        <w:t>3.7. Użytkownicy i konfiguracja</w:t>
+        <w:t>3.7. Użytkownicy</w:t>
       </w:r>
     </w:p>
     <w:tbl>
@@ -3093,97 +3081,6 @@
                 <w:sz w:val="18"/>
               </w:rPr>
               <w:t>Must</w:t>
-            </w:r>
-          </w:p>
-        </w:tc>
-      </w:tr>
-      <w:tr>
-        <w:tc>
-          <w:tcPr>
-            <w:tcW w:type="dxa" w:w="1134"/>
-          </w:tcPr>
-          <w:p>
-            <w:r>
-              <w:rPr>
-                <w:rFonts w:ascii="Arial" w:hAnsi="Arial"/>
-                <w:sz w:val="18"/>
-              </w:rPr>
-              <w:t>WF-62</w:t>
-            </w:r>
-          </w:p>
-        </w:tc>
-        <w:tc>
-          <w:tcPr>
-            <w:tcW w:type="dxa" w:w="6520"/>
-          </w:tcPr>
-          <w:p>
-            <w:r>
-              <w:rPr>
-                <w:rFonts w:ascii="Arial" w:hAnsi="Arial"/>
-                <w:sz w:val="18"/>
-              </w:rPr>
-              <w:t>Opis ról i uprawnień jest dostępny w panelu ustawień</w:t>
-            </w:r>
-          </w:p>
-        </w:tc>
-        <w:tc>
-          <w:tcPr>
-            <w:tcW w:type="dxa" w:w="1417"/>
-          </w:tcPr>
-          <w:p>
-            <w:r>
-              <w:rPr>
-                <w:rFonts w:ascii="Arial" w:hAnsi="Arial"/>
-                <w:sz w:val="18"/>
-              </w:rPr>
-              <w:t>Should</w:t>
-            </w:r>
-          </w:p>
-        </w:tc>
-      </w:tr>
-      <w:tr>
-        <w:tc>
-          <w:tcPr>
-            <w:tcW w:type="dxa" w:w="1134"/>
-            <w:shd w:fill="F0F4F8" w:val="clear"/>
-          </w:tcPr>
-          <w:p>
-            <w:r>
-              <w:rPr>
-                <w:rFonts w:ascii="Arial" w:hAnsi="Arial"/>
-                <w:sz w:val="18"/>
-              </w:rPr>
-              <w:t>WF-63</w:t>
-            </w:r>
-          </w:p>
-        </w:tc>
-        <w:tc>
-          <w:tcPr>
-            <w:tcW w:type="dxa" w:w="6520"/>
-            <w:shd w:fill="F0F4F8" w:val="clear"/>
-          </w:tcPr>
-          <w:p>
-            <w:r>
-              <w:rPr>
-                <w:rFonts w:ascii="Arial" w:hAnsi="Arial"/>
-                <w:sz w:val="18"/>
-              </w:rPr>
-              <w:t>Podstawowa konfiguracja (domyślny powód, okres przechowywania historii)</w:t>
-            </w:r>
-          </w:p>
-        </w:tc>
-        <w:tc>
-          <w:tcPr>
-            <w:tcW w:type="dxa" w:w="1417"/>
-            <w:shd w:fill="F0F4F8" w:val="clear"/>
-          </w:tcPr>
-          <w:p>
-            <w:r>
-              <w:rPr>
-                <w:rFonts w:ascii="Arial" w:hAnsi="Arial"/>
-                <w:sz w:val="18"/>
-              </w:rPr>
-              <w:t>Could</w:t>
             </w:r>
           </w:p>
         </w:tc>
